--- a/docs/02-阶段开发方案与提示词.docx
+++ b/docs/02-阶段开发方案与提示词.docx
@@ -28,7 +28,7 @@
           <w:color w:val="666666"/>
           <w:sz w:val="20"/>
         </w:rPr>
-        <w:t>版本：V1.0 | 整理日期：2026-10-29</w:t>
+        <w:t>版本：V1.3.5 | 更新日期：2026-10-30</w:t>
       </w:r>
     </w:p>
     <w:p>
@@ -58,6 +58,21 @@
     </w:p>
     <w:p>
       <w:pPr>
+        <w:ind w:left="360"/>
+      </w:pPr>
+      <w:r>
+        <w:rPr>
+          <w:rFonts w:ascii="Arial" w:hAnsi="Arial" w:eastAsia="Microsoft YaHei"/>
+          <w:b w:val="0"/>
+          <w:i/>
+          <w:color w:val="666666"/>
+          <w:sz w:val="20"/>
+        </w:rPr>
+        <w:t>更新说明：V0–V3.0 历史提示词原文保留；新增「实际执行记录」「V1.4 链接提示词」「视觉落地验收」三节。</w:t>
+      </w:r>
+    </w:p>
+    <w:p>
+      <w:pPr>
         <w:spacing w:before="280" w:after="120"/>
       </w:pPr>
       <w:r>
@@ -67,7 +82,7 @@
           <w:color w:val="1D1D1F"/>
           <w:sz w:val="32"/>
         </w:rPr>
-        <w:t>一、总体时间线</w:t>
+        <w:t>一、总体时间线（计划）</w:t>
       </w:r>
     </w:p>
     <w:tbl>
@@ -613,13 +628,569 @@
     </w:tbl>
     <w:p/>
     <w:p>
+      <w:pPr>
+        <w:spacing w:before="200" w:after="120"/>
+      </w:pPr>
+      <w:r>
+        <w:rPr>
+          <w:rFonts w:ascii="Arial" w:hAnsi="Arial" w:eastAsia="Microsoft YaHei"/>
+          <w:b/>
+          <w:color w:val="1D1D1F"/>
+          <w:sz w:val="26"/>
+        </w:rPr>
+        <w:t>1.1 实际执行记录（2026-10-29 ~ 10-30）</w:t>
+      </w:r>
+    </w:p>
+    <w:tbl>
+      <w:tblPr>
+        <w:tblStyle w:val="LightGrid-Accent1"/>
+        <w:tblW w:type="auto" w:w="0"/>
+        <w:tblLook w:firstColumn="1" w:firstRow="1" w:lastColumn="0" w:lastRow="0" w:noHBand="0" w:noVBand="1" w:val="04A0"/>
+      </w:tblPr>
+      <w:tblGrid>
+        <w:gridCol w:w="2160"/>
+        <w:gridCol w:w="2160"/>
+        <w:gridCol w:w="2160"/>
+        <w:gridCol w:w="2160"/>
+      </w:tblGrid>
+      <w:tr>
+        <w:tc>
+          <w:tcPr>
+            <w:tcW w:type="dxa" w:w="2160"/>
+          </w:tcPr>
+          <w:p>
+            <w:r/>
+            <w:r>
+              <w:rPr>
+                <w:rFonts w:ascii="Arial" w:hAnsi="Arial" w:eastAsia="Microsoft YaHei"/>
+                <w:b/>
+                <w:sz w:val="20"/>
+              </w:rPr>
+              <w:t>版本</w:t>
+            </w:r>
+          </w:p>
+        </w:tc>
+        <w:tc>
+          <w:tcPr>
+            <w:tcW w:type="dxa" w:w="2160"/>
+          </w:tcPr>
+          <w:p>
+            <w:r/>
+            <w:r>
+              <w:rPr>
+                <w:rFonts w:ascii="Arial" w:hAnsi="Arial" w:eastAsia="Microsoft YaHei"/>
+                <w:b/>
+                <w:sz w:val="20"/>
+              </w:rPr>
+              <w:t>实际日期</w:t>
+            </w:r>
+          </w:p>
+        </w:tc>
+        <w:tc>
+          <w:tcPr>
+            <w:tcW w:type="dxa" w:w="2160"/>
+          </w:tcPr>
+          <w:p>
+            <w:r/>
+            <w:r>
+              <w:rPr>
+                <w:rFonts w:ascii="Arial" w:hAnsi="Arial" w:eastAsia="Microsoft YaHei"/>
+                <w:b/>
+                <w:sz w:val="20"/>
+              </w:rPr>
+              <w:t>做了什么</w:t>
+            </w:r>
+          </w:p>
+        </w:tc>
+        <w:tc>
+          <w:tcPr>
+            <w:tcW w:type="dxa" w:w="2160"/>
+          </w:tcPr>
+          <w:p>
+            <w:r/>
+            <w:r>
+              <w:rPr>
+                <w:rFonts w:ascii="Arial" w:hAnsi="Arial" w:eastAsia="Microsoft YaHei"/>
+                <w:b/>
+                <w:sz w:val="20"/>
+              </w:rPr>
+              <w:t>与原计划的出入</w:t>
+            </w:r>
+          </w:p>
+        </w:tc>
+      </w:tr>
+      <w:tr>
+        <w:tc>
+          <w:tcPr>
+            <w:tcW w:type="dxa" w:w="2160"/>
+          </w:tcPr>
+          <w:p>
+            <w:r/>
+            <w:r>
+              <w:rPr>
+                <w:rFonts w:ascii="Arial" w:hAnsi="Arial" w:eastAsia="Microsoft YaHei"/>
+                <w:b w:val="0"/>
+                <w:sz w:val="20"/>
+              </w:rPr>
+              <w:t>v1.0</w:t>
+            </w:r>
+          </w:p>
+        </w:tc>
+        <w:tc>
+          <w:tcPr>
+            <w:tcW w:type="dxa" w:w="2160"/>
+          </w:tcPr>
+          <w:p>
+            <w:r/>
+            <w:r>
+              <w:rPr>
+                <w:rFonts w:ascii="Arial" w:hAnsi="Arial" w:eastAsia="Microsoft YaHei"/>
+                <w:b w:val="0"/>
+                <w:sz w:val="20"/>
+              </w:rPr>
+              <w:t>10-29</w:t>
+            </w:r>
+          </w:p>
+        </w:tc>
+        <w:tc>
+          <w:tcPr>
+            <w:tcW w:type="dxa" w:w="2160"/>
+          </w:tcPr>
+          <w:p>
+            <w:r/>
+            <w:r>
+              <w:rPr>
+                <w:rFonts w:ascii="Arial" w:hAnsi="Arial" w:eastAsia="Microsoft YaHei"/>
+                <w:b w:val="0"/>
+                <w:sz w:val="20"/>
+              </w:rPr>
+              <w:t>任务 1 全部内容一次跑通（六层架构）</w:t>
+            </w:r>
+          </w:p>
+        </w:tc>
+        <w:tc>
+          <w:tcPr>
+            <w:tcW w:type="dxa" w:w="2160"/>
+          </w:tcPr>
+          <w:p>
+            <w:r/>
+            <w:r>
+              <w:rPr>
+                <w:rFonts w:ascii="Arial" w:hAnsi="Arial" w:eastAsia="Microsoft YaHei"/>
+                <w:b w:val="0"/>
+                <w:sz w:val="20"/>
+              </w:rPr>
+              <w:t>无</w:t>
+            </w:r>
+          </w:p>
+        </w:tc>
+      </w:tr>
+      <w:tr>
+        <w:tc>
+          <w:tcPr>
+            <w:tcW w:type="dxa" w:w="2160"/>
+          </w:tcPr>
+          <w:p>
+            <w:r/>
+            <w:r>
+              <w:rPr>
+                <w:rFonts w:ascii="Arial" w:hAnsi="Arial" w:eastAsia="Microsoft YaHei"/>
+                <w:b w:val="0"/>
+                <w:sz w:val="20"/>
+              </w:rPr>
+              <w:t>v1.1</w:t>
+            </w:r>
+          </w:p>
+        </w:tc>
+        <w:tc>
+          <w:tcPr>
+            <w:tcW w:type="dxa" w:w="2160"/>
+          </w:tcPr>
+          <w:p>
+            <w:r/>
+            <w:r>
+              <w:rPr>
+                <w:rFonts w:ascii="Arial" w:hAnsi="Arial" w:eastAsia="Microsoft YaHei"/>
+                <w:b w:val="0"/>
+                <w:sz w:val="20"/>
+              </w:rPr>
+              <w:t>10-29</w:t>
+            </w:r>
+          </w:p>
+        </w:tc>
+        <w:tc>
+          <w:tcPr>
+            <w:tcW w:type="dxa" w:w="2160"/>
+          </w:tcPr>
+          <w:p>
+            <w:r/>
+            <w:r>
+              <w:rPr>
+                <w:rFonts w:ascii="Arial" w:hAnsi="Arial" w:eastAsia="Microsoft YaHei"/>
+                <w:b w:val="0"/>
+                <w:sz w:val="20"/>
+              </w:rPr>
+              <w:t>真机移动端修复：16px 输入防聚焦缩放、系统分享导出、安装按钮</w:t>
+            </w:r>
+          </w:p>
+        </w:tc>
+        <w:tc>
+          <w:tcPr>
+            <w:tcW w:type="dxa" w:w="2160"/>
+          </w:tcPr>
+          <w:p>
+            <w:r/>
+            <w:r>
+              <w:rPr>
+                <w:rFonts w:ascii="Arial" w:hAnsi="Arial" w:eastAsia="Microsoft YaHei"/>
+                <w:b w:val="0"/>
+                <w:sz w:val="20"/>
+              </w:rPr>
+              <w:t>计划外，iPad/手机上手后暴露</w:t>
+            </w:r>
+          </w:p>
+        </w:tc>
+      </w:tr>
+      <w:tr>
+        <w:tc>
+          <w:tcPr>
+            <w:tcW w:type="dxa" w:w="2160"/>
+          </w:tcPr>
+          <w:p>
+            <w:r/>
+            <w:r>
+              <w:rPr>
+                <w:rFonts w:ascii="Arial" w:hAnsi="Arial" w:eastAsia="Microsoft YaHei"/>
+                <w:b w:val="0"/>
+                <w:sz w:val="20"/>
+              </w:rPr>
+              <w:t>v1.2</w:t>
+            </w:r>
+          </w:p>
+        </w:tc>
+        <w:tc>
+          <w:tcPr>
+            <w:tcW w:type="dxa" w:w="2160"/>
+          </w:tcPr>
+          <w:p>
+            <w:r/>
+            <w:r>
+              <w:rPr>
+                <w:rFonts w:ascii="Arial" w:hAnsi="Arial" w:eastAsia="Microsoft YaHei"/>
+                <w:b w:val="0"/>
+                <w:sz w:val="20"/>
+              </w:rPr>
+              <w:t>10-29</w:t>
+            </w:r>
+          </w:p>
+        </w:tc>
+        <w:tc>
+          <w:tcPr>
+            <w:tcW w:type="dxa" w:w="2160"/>
+          </w:tcPr>
+          <w:p>
+            <w:r/>
+            <w:r>
+              <w:rPr>
+                <w:rFonts w:ascii="Arial" w:hAnsi="Arial" w:eastAsia="Microsoft YaHei"/>
+                <w:b w:val="0"/>
+                <w:sz w:val="20"/>
+              </w:rPr>
+              <w:t>GitHub Pages + manifest + Service Worker + PWA 安装</w:t>
+            </w:r>
+          </w:p>
+        </w:tc>
+        <w:tc>
+          <w:tcPr>
+            <w:tcW w:type="dxa" w:w="2160"/>
+          </w:tcPr>
+          <w:p>
+            <w:r/>
+            <w:r>
+              <w:rPr>
+                <w:rFonts w:ascii="Arial" w:hAnsi="Arial" w:eastAsia="Microsoft YaHei"/>
+                <w:b w:val="0"/>
+                <w:sz w:val="20"/>
+              </w:rPr>
+              <w:t>从 V3.0 提前：三端使用需求倒逼</w:t>
+            </w:r>
+          </w:p>
+        </w:tc>
+      </w:tr>
+      <w:tr>
+        <w:tc>
+          <w:tcPr>
+            <w:tcW w:type="dxa" w:w="2160"/>
+          </w:tcPr>
+          <w:p>
+            <w:r/>
+            <w:r>
+              <w:rPr>
+                <w:rFonts w:ascii="Arial" w:hAnsi="Arial" w:eastAsia="Microsoft YaHei"/>
+                <w:b w:val="0"/>
+                <w:sz w:val="20"/>
+              </w:rPr>
+              <w:t>v1.3</w:t>
+            </w:r>
+          </w:p>
+        </w:tc>
+        <w:tc>
+          <w:tcPr>
+            <w:tcW w:type="dxa" w:w="2160"/>
+          </w:tcPr>
+          <w:p>
+            <w:r/>
+            <w:r>
+              <w:rPr>
+                <w:rFonts w:ascii="Arial" w:hAnsi="Arial" w:eastAsia="Microsoft YaHei"/>
+                <w:b w:val="0"/>
+                <w:sz w:val="20"/>
+              </w:rPr>
+              <w:t>10-30</w:t>
+            </w:r>
+          </w:p>
+        </w:tc>
+        <w:tc>
+          <w:tcPr>
+            <w:tcW w:type="dxa" w:w="2160"/>
+          </w:tcPr>
+          <w:p>
+            <w:r/>
+            <w:r>
+              <w:rPr>
+                <w:rFonts w:ascii="Arial" w:hAnsi="Arial" w:eastAsia="Microsoft YaHei"/>
+                <w:b w:val="0"/>
+                <w:sz w:val="20"/>
+              </w:rPr>
+              <w:t>云同步层（Gist + AES-GCM/PBKDF2 + LWW + 墓碑）</w:t>
+            </w:r>
+          </w:p>
+        </w:tc>
+        <w:tc>
+          <w:tcPr>
+            <w:tcW w:type="dxa" w:w="2160"/>
+          </w:tcPr>
+          <w:p>
+            <w:r/>
+            <w:r>
+              <w:rPr>
+                <w:rFonts w:ascii="Arial" w:hAnsi="Arial" w:eastAsia="Microsoft YaHei"/>
+                <w:b w:val="0"/>
+                <w:sz w:val="20"/>
+              </w:rPr>
+              <w:t>理念升级：绝对本地 → 本地优先 + 零知识云同步，详见 docs/01 第一节</w:t>
+            </w:r>
+          </w:p>
+        </w:tc>
+      </w:tr>
+      <w:tr>
+        <w:tc>
+          <w:tcPr>
+            <w:tcW w:type="dxa" w:w="2160"/>
+          </w:tcPr>
+          <w:p>
+            <w:r/>
+            <w:r>
+              <w:rPr>
+                <w:rFonts w:ascii="Arial" w:hAnsi="Arial" w:eastAsia="Microsoft YaHei"/>
+                <w:b w:val="0"/>
+                <w:sz w:val="20"/>
+              </w:rPr>
+              <w:t>v1.3.1–1.3.3</w:t>
+            </w:r>
+          </w:p>
+        </w:tc>
+        <w:tc>
+          <w:tcPr>
+            <w:tcW w:type="dxa" w:w="2160"/>
+          </w:tcPr>
+          <w:p>
+            <w:r/>
+            <w:r>
+              <w:rPr>
+                <w:rFonts w:ascii="Arial" w:hAnsi="Arial" w:eastAsia="Microsoft YaHei"/>
+                <w:b w:val="0"/>
+                <w:sz w:val="20"/>
+              </w:rPr>
+              <w:t>10-30</w:t>
+            </w:r>
+          </w:p>
+        </w:tc>
+        <w:tc>
+          <w:tcPr>
+            <w:tcW w:type="dxa" w:w="2160"/>
+          </w:tcPr>
+          <w:p>
+            <w:r/>
+            <w:r>
+              <w:rPr>
+                <w:rFonts w:ascii="Arial" w:hAnsi="Arial" w:eastAsia="Microsoft YaHei"/>
+                <w:b w:val="0"/>
+                <w:sz w:val="20"/>
+              </w:rPr>
+              <w:t>三端真机安装修复（无反应引导、Safari 限制说明、容器权限指引）</w:t>
+            </w:r>
+          </w:p>
+        </w:tc>
+        <w:tc>
+          <w:tcPr>
+            <w:tcW w:type="dxa" w:w="2160"/>
+          </w:tcPr>
+          <w:p>
+            <w:r/>
+            <w:r>
+              <w:rPr>
+                <w:rFonts w:ascii="Arial" w:hAnsi="Arial" w:eastAsia="Microsoft YaHei"/>
+                <w:b w:val="0"/>
+                <w:sz w:val="20"/>
+              </w:rPr>
+              <w:t>计划外，真机实测驱动</w:t>
+            </w:r>
+          </w:p>
+        </w:tc>
+      </w:tr>
+      <w:tr>
+        <w:tc>
+          <w:tcPr>
+            <w:tcW w:type="dxa" w:w="2160"/>
+          </w:tcPr>
+          <w:p>
+            <w:r/>
+            <w:r>
+              <w:rPr>
+                <w:rFonts w:ascii="Arial" w:hAnsi="Arial" w:eastAsia="Microsoft YaHei"/>
+                <w:b w:val="0"/>
+                <w:sz w:val="20"/>
+              </w:rPr>
+              <w:t>v1.3.4</w:t>
+            </w:r>
+          </w:p>
+        </w:tc>
+        <w:tc>
+          <w:tcPr>
+            <w:tcW w:type="dxa" w:w="2160"/>
+          </w:tcPr>
+          <w:p>
+            <w:r/>
+            <w:r>
+              <w:rPr>
+                <w:rFonts w:ascii="Arial" w:hAnsi="Arial" w:eastAsia="Microsoft YaHei"/>
+                <w:b w:val="0"/>
+                <w:sz w:val="20"/>
+              </w:rPr>
+              <w:t>10-30</w:t>
+            </w:r>
+          </w:p>
+        </w:tc>
+        <w:tc>
+          <w:tcPr>
+            <w:tcW w:type="dxa" w:w="2160"/>
+          </w:tcPr>
+          <w:p>
+            <w:r/>
+            <w:r>
+              <w:rPr>
+                <w:rFonts w:ascii="Arial" w:hAnsi="Arial" w:eastAsia="Microsoft YaHei"/>
+                <w:b w:val="0"/>
+                <w:sz w:val="20"/>
+              </w:rPr>
+              <w:t>iPad 瀑布流白块修复（CSS columns → flex 分列）、回前台自动同步</w:t>
+            </w:r>
+          </w:p>
+        </w:tc>
+        <w:tc>
+          <w:tcPr>
+            <w:tcW w:type="dxa" w:w="2160"/>
+          </w:tcPr>
+          <w:p>
+            <w:r/>
+            <w:r>
+              <w:rPr>
+                <w:rFonts w:ascii="Arial" w:hAnsi="Arial" w:eastAsia="Microsoft YaHei"/>
+                <w:b w:val="0"/>
+                <w:sz w:val="20"/>
+              </w:rPr>
+              <w:t>WebKit 缺陷，详见 docs/04</w:t>
+            </w:r>
+          </w:p>
+        </w:tc>
+      </w:tr>
+      <w:tr>
+        <w:tc>
+          <w:tcPr>
+            <w:tcW w:type="dxa" w:w="2160"/>
+          </w:tcPr>
+          <w:p>
+            <w:r/>
+            <w:r>
+              <w:rPr>
+                <w:rFonts w:ascii="Arial" w:hAnsi="Arial" w:eastAsia="Microsoft YaHei"/>
+                <w:b w:val="0"/>
+                <w:sz w:val="20"/>
+              </w:rPr>
+              <w:t>v1.3.5</w:t>
+            </w:r>
+          </w:p>
+        </w:tc>
+        <w:tc>
+          <w:tcPr>
+            <w:tcW w:type="dxa" w:w="2160"/>
+          </w:tcPr>
+          <w:p>
+            <w:r/>
+            <w:r>
+              <w:rPr>
+                <w:rFonts w:ascii="Arial" w:hAnsi="Arial" w:eastAsia="Microsoft YaHei"/>
+                <w:b w:val="0"/>
+                <w:sz w:val="20"/>
+              </w:rPr>
+              <w:t>10-30</w:t>
+            </w:r>
+          </w:p>
+        </w:tc>
+        <w:tc>
+          <w:tcPr>
+            <w:tcW w:type="dxa" w:w="2160"/>
+          </w:tcPr>
+          <w:p>
+            <w:r/>
+            <w:r>
+              <w:rPr>
+                <w:rFonts w:ascii="Arial" w:hAnsi="Arial" w:eastAsia="Microsoft YaHei"/>
+                <w:b w:val="0"/>
+                <w:sz w:val="20"/>
+              </w:rPr>
+              <w:t>轮询 45 秒、同步请求 no-store，桌面端提速</w:t>
+            </w:r>
+          </w:p>
+        </w:tc>
+        <w:tc>
+          <w:tcPr>
+            <w:tcW w:type="dxa" w:w="2160"/>
+          </w:tcPr>
+          <w:p>
+            <w:r/>
+            <w:r>
+              <w:rPr>
+                <w:rFonts w:ascii="Arial" w:hAnsi="Arial" w:eastAsia="Microsoft YaHei"/>
+                <w:b w:val="0"/>
+                <w:sz w:val="20"/>
+              </w:rPr>
+              <w:t>三端对比实测驱动</w:t>
+            </w:r>
+          </w:p>
+        </w:tc>
+      </w:tr>
+    </w:tbl>
+    <w:p/>
+    <w:p>
       <w:r>
         <w:rPr>
           <w:rFonts w:ascii="Arial" w:hAnsi="Arial" w:eastAsia="Microsoft YaHei"/>
           <w:b/>
           <w:sz w:val="22"/>
         </w:rPr>
-        <w:t>作业维度提醒</w:t>
+        <w:t>规律（重要经验）</w:t>
       </w:r>
       <w:r>
         <w:rPr>
@@ -627,7 +1198,23 @@
           <w:b w:val="0"/>
           <w:sz w:val="22"/>
         </w:rPr>
-        <w:t>：当前重点是"实践二的 Demo 阶段"——即先把任务 1 的 V1.0 骨架完整跑通。</w:t>
+        <w:t>：原计划的顺序是"功能优先"，实际顺序被"三端真机日常使用"重塑——部署、安装、同步、省电这些</w:t>
+      </w:r>
+      <w:r>
+        <w:rPr>
+          <w:rFonts w:ascii="Arial" w:hAnsi="Arial" w:eastAsia="Microsoft YaHei"/>
+          <w:b/>
+          <w:sz w:val="22"/>
+        </w:rPr>
+        <w:t>非功能需求</w:t>
+      </w:r>
+      <w:r>
+        <w:rPr>
+          <w:rFonts w:ascii="Arial" w:hAnsi="Arial" w:eastAsia="Microsoft YaHei"/>
+          <w:b w:val="0"/>
+          <w:sz w:val="22"/>
+        </w:rPr>
+        <w:t>全部提前。V2.0（父子关联）仍是未动的主线，下一个开工版本。</w:t>
       </w:r>
     </w:p>
     <w:p>
@@ -788,6 +1375,64 @@
     </w:p>
     <w:p>
       <w:pPr>
+        <w:pStyle w:val="ListNumber"/>
+      </w:pPr>
+      <w:r>
+        <w:rPr>
+          <w:rFonts w:ascii="Arial" w:hAnsi="Arial" w:eastAsia="Microsoft YaHei"/>
+          <w:b/>
+          <w:sz w:val="22"/>
+        </w:rPr>
+        <w:t>发版走固定 SOP（v1.3 起固化为工作区技能 release-version）</w:t>
+      </w:r>
+      <w:r>
+        <w:rPr>
+          <w:rFonts w:ascii="Arial" w:hAnsi="Arial" w:eastAsia="Microsoft YaHei"/>
+          <w:b w:val="0"/>
+          <w:sz w:val="22"/>
+        </w:rPr>
+        <w:t xml:space="preserve">：改四处版本号（顶栏文案、APP_VERSION、SW 注释、CACHE 名）→ </w:t>
+      </w:r>
+      <w:r>
+        <w:rPr>
+          <w:rFonts w:ascii="Consolas" w:hAnsi="Consolas" w:eastAsia="Consolas"/>
+          <w:b w:val="0"/>
+          <w:sz w:val="20"/>
+        </w:rPr>
+        <w:t>node --check</w:t>
+      </w:r>
+      <w:r>
+        <w:rPr>
+          <w:rFonts w:ascii="Arial" w:hAnsi="Arial" w:eastAsia="Microsoft YaHei"/>
+          <w:b w:val="0"/>
+          <w:sz w:val="22"/>
+        </w:rPr>
+        <w:t xml:space="preserve"> 语法校验 → 归档到 backups/code → commit → tag → push main 与 tag；代理不通时取消 git 本地代理直连。</w:t>
+      </w:r>
+    </w:p>
+    <w:p>
+      <w:pPr>
+        <w:pStyle w:val="ListNumber"/>
+      </w:pPr>
+      <w:r>
+        <w:rPr>
+          <w:rFonts w:ascii="Arial" w:hAnsi="Arial" w:eastAsia="Microsoft YaHei"/>
+          <w:b/>
+          <w:sz w:val="22"/>
+        </w:rPr>
+        <w:t>渲染层铁律不变</w:t>
+      </w:r>
+      <w:r>
+        <w:rPr>
+          <w:rFonts w:ascii="Arial" w:hAnsi="Arial" w:eastAsia="Microsoft YaHei"/>
+          <w:b w:val="0"/>
+          <w:sz w:val="22"/>
+        </w:rPr>
+        <w:t>：新增任何用户内容的渲染，只用 createElement/textContent；URL 必须做协议白名单。</w:t>
+      </w:r>
+    </w:p>
+    <w:p>
+      <w:pPr>
         <w:spacing w:before="280" w:after="120"/>
       </w:pPr>
       <w:r>
@@ -797,7 +1442,7 @@
           <w:color w:val="1D1D1F"/>
           <w:sz w:val="32"/>
         </w:rPr>
-        <w:t>三、各版本详细提示词</w:t>
+        <w:t>三、各版本详细提示词（历史存档）</w:t>
       </w:r>
     </w:p>
     <w:p>
@@ -1008,7 +1653,7 @@
           <w:color w:val="1D1D1F"/>
           <w:sz w:val="26"/>
         </w:rPr>
-        <w:t>提示词 V1.0 · 框架与基础 UI（10.30 课上展示版，当前主力）</w:t>
+        <w:t>提示词 V1.0 · 框架与基础 UI（10.30 课上展示版，已完成）</w:t>
       </w:r>
     </w:p>
     <w:p>
@@ -1548,20 +2193,6 @@
     </w:p>
     <w:p>
       <w:pPr>
-        <w:spacing w:before="200" w:after="120"/>
-      </w:pPr>
-      <w:r>
-        <w:rPr>
-          <w:rFonts w:ascii="Arial" w:hAnsi="Arial" w:eastAsia="Microsoft YaHei"/>
-          <w:b/>
-          <w:color w:val="1D1D1F"/>
-          <w:sz w:val="26"/>
-        </w:rPr>
-        <w:t>提示词 V2.0 · 阶段 2：父子关联与防丢逻辑（10.30 课后）</w:t>
-      </w:r>
-    </w:p>
-    <w:p>
-      <w:pPr>
         <w:ind w:left="360"/>
       </w:pPr>
       <w:r>
@@ -1572,7 +2203,280 @@
           <w:color w:val="666666"/>
           <w:sz w:val="20"/>
         </w:rPr>
-        <w:t>用法：在 V1.0 测试通过后，</w:t>
+        <w:t xml:space="preserve">落地备注（2026-10-30 核对）：① V1.0 提示词第 4 条的 CSS columns 瀑布流在 v1.3.4 已被 flex 分列替换（iOS Safari 白块缺陷），这是唯一一处被真机证伪的技术指令；② 字段在 v1.3 增加了 </w:t>
+      </w:r>
+      <w:r>
+        <w:rPr>
+          <w:rFonts w:ascii="Consolas" w:hAnsi="Consolas" w:eastAsia="Consolas"/>
+          <w:b w:val="0"/>
+          <w:i/>
+          <w:color w:val="666666"/>
+          <w:sz w:val="18"/>
+        </w:rPr>
+        <w:t>updatedAt</w:t>
+      </w:r>
+      <w:r>
+        <w:rPr>
+          <w:rFonts w:ascii="Arial" w:hAnsi="Arial" w:eastAsia="Microsoft YaHei"/>
+          <w:b w:val="0"/>
+          <w:i/>
+          <w:color w:val="666666"/>
+          <w:sz w:val="20"/>
+        </w:rPr>
+        <w:t>，settings 增加同步相关键，见 docs/04；③ 其余视觉与安全指令逐条对账一致。</w:t>
+      </w:r>
+    </w:p>
+    <w:p>
+      <w:pPr>
+        <w:spacing w:before="200" w:after="120"/>
+      </w:pPr>
+      <w:r>
+        <w:rPr>
+          <w:rFonts w:ascii="Arial" w:hAnsi="Arial" w:eastAsia="Microsoft YaHei"/>
+          <w:b/>
+          <w:color w:val="1D1D1F"/>
+          <w:sz w:val="26"/>
+        </w:rPr>
+        <w:t>提示词 V1.4 · 链接自动可点击（已写好，待开工）</w:t>
+      </w:r>
+    </w:p>
+    <w:p>
+      <w:pPr>
+        <w:ind w:left="360"/>
+      </w:pPr>
+      <w:r>
+        <w:rPr>
+          <w:rFonts w:ascii="Arial" w:hAnsi="Arial" w:eastAsia="Microsoft YaHei"/>
+          <w:b w:val="0"/>
+          <w:i/>
+          <w:color w:val="666666"/>
+          <w:sz w:val="20"/>
+        </w:rPr>
+        <w:t>定位：纯渲染层小版本，不改数据结构、不改同步协议，约半天内可完成并发布。</w:t>
+      </w:r>
+    </w:p>
+    <w:p>
+      <w:pPr>
+        <w:spacing w:after="0"/>
+        <w:ind w:left="432"/>
+      </w:pPr>
+      <w:r>
+        <w:rPr>
+          <w:rFonts w:ascii="Consolas" w:hAnsi="Consolas" w:eastAsia="Consolas"/>
+          <w:b w:val="0"/>
+          <w:sz w:val="19"/>
+        </w:rPr>
+        <w:t>保留所有现有功能，只做增量修改，继续遵守单文件、textContent、断网可用全部铁律：</w:t>
+      </w:r>
+    </w:p>
+    <w:p>
+      <w:pPr>
+        <w:spacing w:after="0"/>
+        <w:ind w:left="432"/>
+      </w:pPr>
+      <w:r>
+        <w:rPr>
+          <w:rFonts w:ascii="Consolas" w:hAnsi="Consolas" w:eastAsia="Consolas"/>
+          <w:b w:val="0"/>
+          <w:sz w:val="19"/>
+        </w:rPr>
+      </w:r>
+    </w:p>
+    <w:p>
+      <w:pPr>
+        <w:spacing w:after="0"/>
+        <w:ind w:left="432"/>
+      </w:pPr>
+      <w:r>
+        <w:rPr>
+          <w:rFonts w:ascii="Consolas" w:hAnsi="Consolas" w:eastAsia="Consolas"/>
+          <w:b w:val="0"/>
+          <w:sz w:val="19"/>
+        </w:rPr>
+        <w:t>1. 在渲染层新增一个通用函数（如 render.linkedText(text, container)）：把文本中的 http:// 和</w:t>
+      </w:r>
+    </w:p>
+    <w:p>
+      <w:pPr>
+        <w:spacing w:after="0"/>
+        <w:ind w:left="432"/>
+      </w:pPr>
+      <w:r>
+        <w:rPr>
+          <w:rFonts w:ascii="Consolas" w:hAnsi="Consolas" w:eastAsia="Consolas"/>
+          <w:b w:val="0"/>
+          <w:sz w:val="19"/>
+        </w:rPr>
+        <w:t xml:space="preserve">   https:// 链接识别出来，文本部分用 textContent 追加，链接部分用 createElement('a') 追加。</w:t>
+      </w:r>
+    </w:p>
+    <w:p>
+      <w:pPr>
+        <w:spacing w:after="0"/>
+        <w:ind w:left="432"/>
+      </w:pPr>
+      <w:r>
+        <w:rPr>
+          <w:rFonts w:ascii="Consolas" w:hAnsi="Consolas" w:eastAsia="Consolas"/>
+          <w:b w:val="0"/>
+          <w:sz w:val="19"/>
+        </w:rPr>
+        <w:t xml:space="preserve">   绝对禁止用 innerHTML 拼接。</w:t>
+      </w:r>
+    </w:p>
+    <w:p>
+      <w:pPr>
+        <w:spacing w:after="0"/>
+        <w:ind w:left="432"/>
+      </w:pPr>
+      <w:r>
+        <w:rPr>
+          <w:rFonts w:ascii="Consolas" w:hAnsi="Consolas" w:eastAsia="Consolas"/>
+          <w:b w:val="0"/>
+          <w:sz w:val="19"/>
+        </w:rPr>
+        <w:t>2. 链接 &lt;a&gt; 的要求：href 只允许 http/https 协议（识别到 javascript:、data: 等一律按纯文本</w:t>
+      </w:r>
+    </w:p>
+    <w:p>
+      <w:pPr>
+        <w:spacing w:after="0"/>
+        <w:ind w:left="432"/>
+      </w:pPr>
+      <w:r>
+        <w:rPr>
+          <w:rFonts w:ascii="Consolas" w:hAnsi="Consolas" w:eastAsia="Consolas"/>
+          <w:b w:val="0"/>
+          <w:sz w:val="19"/>
+        </w:rPr>
+        <w:t xml:space="preserve">   显示，不可点击）；target="_blank"；rel="noopener noreferrer"；class 复用品牌强调色</w:t>
+      </w:r>
+    </w:p>
+    <w:p>
+      <w:pPr>
+        <w:spacing w:after="0"/>
+        <w:ind w:left="432"/>
+      </w:pPr>
+      <w:r>
+        <w:rPr>
+          <w:rFonts w:ascii="Consolas" w:hAnsi="Consolas" w:eastAsia="Consolas"/>
+          <w:b w:val="0"/>
+          <w:sz w:val="19"/>
+        </w:rPr>
+        <w:t xml:space="preserve">   （var(--accent)，蓝色/紫色），可点击处加下划线；长 URL 在卡片中自动截断不撑破布局。</w:t>
+      </w:r>
+    </w:p>
+    <w:p>
+      <w:pPr>
+        <w:spacing w:after="0"/>
+        <w:ind w:left="432"/>
+      </w:pPr>
+      <w:r>
+        <w:rPr>
+          <w:rFonts w:ascii="Consolas" w:hAnsi="Consolas" w:eastAsia="Consolas"/>
+          <w:b w:val="0"/>
+          <w:sz w:val="19"/>
+        </w:rPr>
+        <w:t>3. 卡片正文和抽屉详情正文都要使用这个函数，两处表现一致；搜索、导出、云同步、加密完全</w:t>
+      </w:r>
+    </w:p>
+    <w:p>
+      <w:pPr>
+        <w:spacing w:after="0"/>
+        <w:ind w:left="432"/>
+      </w:pPr>
+      <w:r>
+        <w:rPr>
+          <w:rFonts w:ascii="Consolas" w:hAnsi="Consolas" w:eastAsia="Consolas"/>
+          <w:b w:val="0"/>
+          <w:sz w:val="19"/>
+        </w:rPr>
+        <w:t xml:space="preserve">   不受影响（content 原文一个字都不改）。</w:t>
+      </w:r>
+    </w:p>
+    <w:p>
+      <w:pPr>
+        <w:spacing w:after="0"/>
+        <w:ind w:left="432"/>
+      </w:pPr>
+      <w:r>
+        <w:rPr>
+          <w:rFonts w:ascii="Consolas" w:hAnsi="Consolas" w:eastAsia="Consolas"/>
+          <w:b w:val="0"/>
+          <w:sz w:val="19"/>
+        </w:rPr>
+        <w:t>4. 验收：① 封存一条含 https://example.com 的碎片，卡片与抽屉里都能点，新标签页打开；</w:t>
+      </w:r>
+    </w:p>
+    <w:p>
+      <w:pPr>
+        <w:spacing w:after="0"/>
+        <w:ind w:left="432"/>
+      </w:pPr>
+      <w:r>
+        <w:rPr>
+          <w:rFonts w:ascii="Consolas" w:hAnsi="Consolas" w:eastAsia="Consolas"/>
+          <w:b w:val="0"/>
+          <w:sz w:val="19"/>
+        </w:rPr>
+        <w:t xml:space="preserve">   ② 封存 javascript:alert(1)，页面必须纯文本显示、无脚本执行；③ 一条碎片里同时有</w:t>
+      </w:r>
+    </w:p>
+    <w:p>
+      <w:pPr>
+        <w:spacing w:after="0"/>
+        <w:ind w:left="432"/>
+      </w:pPr>
+      <w:r>
+        <w:rPr>
+          <w:rFonts w:ascii="Consolas" w:hAnsi="Consolas" w:eastAsia="Consolas"/>
+          <w:b w:val="0"/>
+          <w:sz w:val="19"/>
+        </w:rPr>
+        <w:t xml:space="preserve">   普通文字、两个链接、中文，显示顺序正确；④ 手机/iPad 上点击不导致整卡片误触（链接点击</w:t>
+      </w:r>
+    </w:p>
+    <w:p>
+      <w:pPr>
+        <w:spacing w:after="0"/>
+        <w:ind w:left="432"/>
+      </w:pPr>
+      <w:r>
+        <w:rPr>
+          <w:rFonts w:ascii="Consolas" w:hAnsi="Consolas" w:eastAsia="Consolas"/>
+          <w:b w:val="0"/>
+          <w:sz w:val="19"/>
+        </w:rPr>
+        <w:t xml:space="preserve">   不冒泡触发抽屉，stopPropagation）；⑤ 日夜模式下链接颜色都清晰；⑥ node --check 通过。</w:t>
+      </w:r>
+    </w:p>
+    <w:p>
+      <w:pPr>
+        <w:spacing w:before="200" w:after="120"/>
+      </w:pPr>
+      <w:r>
+        <w:rPr>
+          <w:rFonts w:ascii="Arial" w:hAnsi="Arial" w:eastAsia="Microsoft YaHei"/>
+          <w:b/>
+          <w:color w:val="1D1D1F"/>
+          <w:sz w:val="26"/>
+        </w:rPr>
+        <w:t>提示词 V2.0 · 阶段 2：父子关联与防丢逻辑（下一个主线版本）</w:t>
+      </w:r>
+    </w:p>
+    <w:p>
+      <w:pPr>
+        <w:ind w:left="360"/>
+      </w:pPr>
+      <w:r>
+        <w:rPr>
+          <w:rFonts w:ascii="Arial" w:hAnsi="Arial" w:eastAsia="Microsoft YaHei"/>
+          <w:b w:val="0"/>
+          <w:i/>
+          <w:color w:val="666666"/>
+          <w:sz w:val="20"/>
+        </w:rPr>
+        <w:t>用法：在 V1.4 或当前稳定版测试通过后，</w:t>
       </w:r>
       <w:r>
         <w:rPr>
@@ -1592,7 +2496,7 @@
           <w:color w:val="666666"/>
           <w:sz w:val="20"/>
         </w:rPr>
-        <w:t>发送。</w:t>
+        <w:t>发送。数据库无需迁移（parentId 字段与索引 V1.0 已建）。</w:t>
       </w:r>
     </w:p>
     <w:p>
@@ -1705,6 +2609,20 @@
           <w:sz w:val="19"/>
         </w:rPr>
         <w:t>7. 数据安全底线：所有素材在 IndexedDB 中必须拥有平等的独立记录，绝对不允许"关联即删除/隐藏原记录"——关联只是给原记录增加 parentId 属性。</w:t>
+      </w:r>
+    </w:p>
+    <w:p>
+      <w:pPr>
+        <w:spacing w:after="0"/>
+        <w:ind w:left="432"/>
+      </w:pPr>
+      <w:r>
+        <w:rPr>
+          <w:rFonts w:ascii="Consolas" w:hAnsi="Consolas" w:eastAsia="Consolas"/>
+          <w:b w:val="0"/>
+          <w:sz w:val="19"/>
+        </w:rPr>
+        <w:t>8. 云同步兼容：parentId 本来就在导出/同步字段内；关联、剥离操作必须更新 updatedAt，使变更通过现有 LWW 合并同步到其他设备；多设备同时关联同一素材的冲突按"updatedAt 新者胜"处理即可，不做额外合并。</w:t>
       </w:r>
     </w:p>
     <w:p>
@@ -2026,7 +2944,7 @@
           <w:b w:val="0"/>
           <w:sz w:val="19"/>
         </w:rPr>
-        <w:t>2. PWA 支持：manifest + 添加到主屏幕，全屏类原生体验。</w:t>
+        <w:t>2. PWA 支持：manifest + 添加到主屏幕，全屏类原生体验。【已于 v1.2 完成】</w:t>
       </w:r>
     </w:p>
     <w:p>
@@ -2040,7 +2958,7 @@
           <w:b w:val="0"/>
           <w:sz w:val="19"/>
         </w:rPr>
-        <w:t>3. GitHub Pages 托管，获得永久网址。</w:t>
+        <w:t>3. GitHub Pages 托管，获得永久网址。【已于 v1.2 完成】</w:t>
       </w:r>
     </w:p>
     <w:p>
@@ -2055,6 +2973,34 @@
           <w:sz w:val="19"/>
         </w:rPr>
         <w:t>4. 音乐专属卡完整形态：封面、直链播放、通感评论区。</w:t>
+      </w:r>
+    </w:p>
+    <w:p>
+      <w:pPr>
+        <w:spacing w:after="0"/>
+        <w:ind w:left="432"/>
+      </w:pPr>
+      <w:r>
+        <w:rPr>
+          <w:rFonts w:ascii="Consolas" w:hAnsi="Consolas" w:eastAsia="Consolas"/>
+          <w:b w:val="0"/>
+          <w:sz w:val="19"/>
+        </w:rPr>
+        <w:t>5. 【v1.3 后新增】同步增强：索引/附件/墓碑拆为 Gist 多文件降低写放大；信封 v2 评估 Argon2id（需 WASM，非必要不升级）；可选 WebDAV 通道。</w:t>
+      </w:r>
+    </w:p>
+    <w:p>
+      <w:pPr>
+        <w:spacing w:after="0"/>
+        <w:ind w:left="432"/>
+      </w:pPr>
+      <w:r>
+        <w:rPr>
+          <w:rFonts w:ascii="Consolas" w:hAnsi="Consolas" w:eastAsia="Consolas"/>
+          <w:b w:val="0"/>
+          <w:sz w:val="19"/>
+        </w:rPr>
+        <w:t>6. 【v1.3 后新增】链接卡完整版：URL 元数据本地解析 + 优雅降级（零后端无法做服务端 OG 抓取）。</w:t>
       </w:r>
     </w:p>
     <w:p>
@@ -2082,7 +3028,7 @@
           <w:color w:val="1D1D1F"/>
           <w:sz w:val="26"/>
         </w:rPr>
-        <w:t>任务 1（V1.0）验收标准</w:t>
+        <w:t>任务 1（V1.0）验收标准（全部通过 ✅ 2026-10-29）</w:t>
       </w:r>
     </w:p>
     <w:p>
@@ -2095,7 +3041,7 @@
           <w:b w:val="0"/>
           <w:sz w:val="22"/>
         </w:rPr>
-        <w:t>[ ] 双击 index.html 断网可打开</w:t>
+        <w:t>[x] 双击 index.html 断网可打开</w:t>
       </w:r>
     </w:p>
     <w:p>
@@ -2108,7 +3054,7 @@
           <w:b w:val="0"/>
           <w:sz w:val="22"/>
         </w:rPr>
-        <w:t>[ ] 三个 Tab 切换，数据按 space 隔离</w:t>
+        <w:t>[x] 三个 Tab 切换，数据按 space 隔离</w:t>
       </w:r>
     </w:p>
     <w:p>
@@ -2121,7 +3067,7 @@
           <w:b w:val="0"/>
           <w:sz w:val="22"/>
         </w:rPr>
-        <w:t>[ ] 录入文字+标签+图片，封存后出现在瀑布流</w:t>
+        <w:t>[x] 录入文字+标签+图片，封存后出现在瀑布流</w:t>
       </w:r>
     </w:p>
     <w:p>
@@ -2134,7 +3080,7 @@
           <w:b w:val="0"/>
           <w:sz w:val="22"/>
         </w:rPr>
-        <w:t>[ ] 刷新页面数据不丢（IndexedDB 生效）</w:t>
+        <w:t>[x] 刷新页面数据不丢（IndexedDB 生效）</w:t>
       </w:r>
     </w:p>
     <w:p>
@@ -2147,7 +3093,7 @@
           <w:b w:val="0"/>
           <w:sz w:val="22"/>
         </w:rPr>
-        <w:t>[ ] 搜索框实时过滤（文本和标签都命中）</w:t>
+        <w:t>[x] 搜索框实时过滤（文本和标签都命中）</w:t>
       </w:r>
     </w:p>
     <w:p>
@@ -2160,7 +3106,7 @@
           <w:b w:val="0"/>
           <w:sz w:val="22"/>
         </w:rPr>
-        <w:t>[ ] 点卡片滑出抽屉，背景仍可滚动，无全黑遮罩</w:t>
+        <w:t>[x] 点卡片滑出抽屉，背景仍可滚动，无全黑遮罩</w:t>
       </w:r>
     </w:p>
     <w:p>
@@ -2173,7 +3119,7 @@
           <w:b w:val="0"/>
           <w:sz w:val="22"/>
         </w:rPr>
-        <w:t>[ ] 日/夜切换顺滑</w:t>
+        <w:t>[x] 日/夜切换顺滑</w:t>
       </w:r>
     </w:p>
     <w:p>
@@ -2186,7 +3132,7 @@
           <w:b w:val="0"/>
           <w:sz w:val="22"/>
         </w:rPr>
-        <w:t>[ ] 导出 JSON 可下载；导入该 JSON 数据恢复</w:t>
+        <w:t>[x] 导出 JSON 可下载；导入该 JSON 数据恢复</w:t>
       </w:r>
     </w:p>
     <w:p>
@@ -2199,7 +3145,7 @@
           <w:b w:val="0"/>
           <w:sz w:val="22"/>
         </w:rPr>
-        <w:t>[ ] 手机/平板/电脑布局自适应</w:t>
+        <w:t>[x] 手机/平板/电脑布局自适应</w:t>
       </w:r>
     </w:p>
     <w:p>
@@ -2212,7 +3158,7 @@
           <w:b w:val="0"/>
           <w:sz w:val="22"/>
         </w:rPr>
-        <w:t xml:space="preserve">[ ] 控制台无报错；在输入框输入 </w:t>
+        <w:t xml:space="preserve">[x] 控制台无报错；在输入框输入 </w:t>
       </w:r>
       <w:r>
         <w:rPr>
@@ -2241,7 +3187,7 @@
           <w:b w:val="0"/>
           <w:sz w:val="22"/>
         </w:rPr>
-        <w:t>[ ] 封存新碎片后自动备份；连续封存内容不变时不产生重复备份文件</w:t>
+        <w:t>[x] 封存新碎片后自动备份；连续封存内容不变时不产生重复备份文件</w:t>
       </w:r>
     </w:p>
     <w:p>
@@ -2254,7 +3200,7 @@
           <w:b w:val="0"/>
           <w:sz w:val="22"/>
         </w:rPr>
-        <w:t>[ ] Chrome 授权文件夹后，备份静默覆盖写入 latest.json（不产生 (1)(2) 副本）；7 天后自动多出一份带日期的归档</w:t>
+        <w:t>[x] Chrome 授权文件夹后，备份静默覆盖写入 latest.json（不产生 (1)(2) 副本）；7 天后自动多出一份带日期的归档</w:t>
       </w:r>
     </w:p>
     <w:p>
@@ -2267,7 +3213,7 @@
           <w:b w:val="0"/>
           <w:sz w:val="22"/>
         </w:rPr>
-        <w:t>[ ] iPad Safari 上自动回退为普通下载，文件名为 latest.json</w:t>
+        <w:t>[x] iPad Safari 上自动回退为分享面板/普通下载，文件名为 latest.json</w:t>
       </w:r>
     </w:p>
     <w:p>
@@ -2280,7 +3226,99 @@
           <w:b w:val="0"/>
           <w:sz w:val="22"/>
         </w:rPr>
-        <w:t>[ ] 顶部显示"距上次导出 X 天"，超过 3 天变红</w:t>
+        <w:t>[x] 顶部显示"距上次导出 X 天"，超过 3 天变红</w:t>
+      </w:r>
+    </w:p>
+    <w:p>
+      <w:pPr>
+        <w:spacing w:before="200" w:after="120"/>
+      </w:pPr>
+      <w:r>
+        <w:rPr>
+          <w:rFonts w:ascii="Arial" w:hAnsi="Arial" w:eastAsia="Microsoft YaHei"/>
+          <w:b/>
+          <w:color w:val="1D1D1F"/>
+          <w:sz w:val="26"/>
+        </w:rPr>
+        <w:t>v1.1–v1.3.5 追加验收（全部通过 ✅ 2026-10-30）</w:t>
+      </w:r>
+    </w:p>
+    <w:p>
+      <w:pPr>
+        <w:pStyle w:val="ListBullet"/>
+      </w:pPr>
+      <w:r>
+        <w:rPr>
+          <w:rFonts w:ascii="Arial" w:hAnsi="Arial" w:eastAsia="Microsoft YaHei"/>
+          <w:b w:val="0"/>
+          <w:sz w:val="22"/>
+        </w:rPr>
+        <w:t>[x] iOS 输入框聚焦不放大（字号 ≥16px）</w:t>
+      </w:r>
+    </w:p>
+    <w:p>
+      <w:pPr>
+        <w:pStyle w:val="ListBullet"/>
+      </w:pPr>
+      <w:r>
+        <w:rPr>
+          <w:rFonts w:ascii="Arial" w:hAnsi="Arial" w:eastAsia="Microsoft YaHei"/>
+          <w:b w:val="0"/>
+          <w:sz w:val="22"/>
+        </w:rPr>
+        <w:t>[x] 三端可安装为主屏幕 App；iOS 只有 Safari 可装，应用内有手动指引</w:t>
+      </w:r>
+    </w:p>
+    <w:p>
+      <w:pPr>
+        <w:pStyle w:val="ListBullet"/>
+      </w:pPr>
+      <w:r>
+        <w:rPr>
+          <w:rFonts w:ascii="Arial" w:hAnsi="Arial" w:eastAsia="Microsoft YaHei"/>
+          <w:b w:val="0"/>
+          <w:sz w:val="22"/>
+        </w:rPr>
+        <w:t>[x] 断网可打开 PWA；新版就绪出现更新提示，点后立即生效</w:t>
+      </w:r>
+    </w:p>
+    <w:p>
+      <w:pPr>
+        <w:pStyle w:val="ListBullet"/>
+      </w:pPr>
+      <w:r>
+        <w:rPr>
+          <w:rFonts w:ascii="Arial" w:hAnsi="Arial" w:eastAsia="Microsoft YaHei"/>
+          <w:b w:val="0"/>
+          <w:sz w:val="22"/>
+        </w:rPr>
+        <w:t>[x] 云同步：加密往返、错密码被拒、LWW 合并自测通过（cloudSync.selftest）</w:t>
+      </w:r>
+    </w:p>
+    <w:p>
+      <w:pPr>
+        <w:pStyle w:val="ListBullet"/>
+      </w:pPr>
+      <w:r>
+        <w:rPr>
+          <w:rFonts w:ascii="Arial" w:hAnsi="Arial" w:eastAsia="Microsoft YaHei"/>
+          <w:b w:val="0"/>
+          <w:sz w:val="22"/>
+        </w:rPr>
+        <w:t>[x] 三端真机实测：新增内容切前台后约 1–2 秒出现；停留页面 45 秒内自动出现</w:t>
+      </w:r>
+    </w:p>
+    <w:p>
+      <w:pPr>
+        <w:pStyle w:val="ListBullet"/>
+      </w:pPr>
+      <w:r>
+        <w:rPr>
+          <w:rFonts w:ascii="Arial" w:hAnsi="Arial" w:eastAsia="Microsoft YaHei"/>
+          <w:b w:val="0"/>
+          <w:sz w:val="22"/>
+        </w:rPr>
+        <w:t>[x] iPad 碎片增多后无白块卡片（v1.3.4 flex 分列，电脑 3 列/平板 2 列/手机 1 列实测）</w:t>
       </w:r>
     </w:p>
     <w:p>
@@ -2360,6 +3398,19 @@
           <w:sz w:val="22"/>
         </w:rPr>
         <w:t>[ ] 删除/关联不破坏底层独立记录</w:t>
+      </w:r>
+    </w:p>
+    <w:p>
+      <w:pPr>
+        <w:pStyle w:val="ListBullet"/>
+      </w:pPr>
+      <w:r>
+        <w:rPr>
+          <w:rFonts w:ascii="Arial" w:hAnsi="Arial" w:eastAsia="Microsoft YaHei"/>
+          <w:b w:val="0"/>
+          <w:sz w:val="22"/>
+        </w:rPr>
+        <w:t>[ ] 关联/剥离操作在三端云同步中正确传播（updatedAt 驱动）</w:t>
       </w:r>
     </w:p>
     <w:p>
@@ -2535,6 +3586,519 @@
           <w:sz w:val="22"/>
         </w:rPr>
         <w:t>每完成一个任务，立即：导出 JSON 备份 → 复制 index.html 到 backups/（如 index-v1.0-20261029.html）。</w:t>
+      </w:r>
+    </w:p>
+    <w:p>
+      <w:pPr>
+        <w:pStyle w:val="ListNumber"/>
+      </w:pPr>
+      <w:r>
+        <w:rPr>
+          <w:rFonts w:ascii="Arial" w:hAnsi="Arial" w:eastAsia="Microsoft YaHei"/>
+          <w:b/>
+          <w:sz w:val="22"/>
+        </w:rPr>
+        <w:t>每次发版走 release-version SOP（四处版本号/语法校验/归档/提交/标签/推送），三端真机各点一次验证后再向用户宣布完成。</w:t>
+      </w:r>
+    </w:p>
+    <w:p>
+      <w:pPr>
+        <w:pStyle w:val="ListNumber"/>
+      </w:pPr>
+      <w:r>
+        <w:rPr>
+          <w:rFonts w:ascii="Arial" w:hAnsi="Arial" w:eastAsia="Microsoft YaHei"/>
+          <w:b w:val="0"/>
+          <w:sz w:val="22"/>
+        </w:rPr>
+        <w:t>真机问题优先级：同一问题在两个以上真实设备复现 → 立即修并升小版本；只在模拟器出现 → 记录观察。</w:t>
+      </w:r>
+    </w:p>
+    <w:p>
+      <w:pPr>
+        <w:spacing w:before="280" w:after="120"/>
+      </w:pPr>
+      <w:r>
+        <w:rPr>
+          <w:rFonts w:ascii="Arial" w:hAnsi="Arial" w:eastAsia="Microsoft YaHei"/>
+          <w:b/>
+          <w:color w:val="1D1D1F"/>
+          <w:sz w:val="32"/>
+        </w:rPr>
+        <w:t>六、视觉落地验收（2026-10-30 对账 V1.0 提示词）</w:t>
+      </w:r>
+    </w:p>
+    <w:tbl>
+      <w:tblPr>
+        <w:tblStyle w:val="LightGrid-Accent1"/>
+        <w:tblW w:type="auto" w:w="0"/>
+        <w:tblLook w:firstColumn="1" w:firstRow="1" w:lastColumn="0" w:lastRow="0" w:noHBand="0" w:noVBand="1" w:val="04A0"/>
+      </w:tblPr>
+      <w:tblGrid>
+        <w:gridCol w:w="2880"/>
+        <w:gridCol w:w="2880"/>
+        <w:gridCol w:w="2880"/>
+      </w:tblGrid>
+      <w:tr>
+        <w:tc>
+          <w:tcPr>
+            <w:tcW w:type="dxa" w:w="2880"/>
+          </w:tcPr>
+          <w:p>
+            <w:r/>
+            <w:r>
+              <w:rPr>
+                <w:rFonts w:ascii="Arial" w:hAnsi="Arial" w:eastAsia="Microsoft YaHei"/>
+                <w:b/>
+                <w:sz w:val="20"/>
+              </w:rPr>
+              <w:t>提示词要求</w:t>
+            </w:r>
+          </w:p>
+        </w:tc>
+        <w:tc>
+          <w:tcPr>
+            <w:tcW w:type="dxa" w:w="2880"/>
+          </w:tcPr>
+          <w:p>
+            <w:r/>
+            <w:r>
+              <w:rPr>
+                <w:rFonts w:ascii="Arial" w:hAnsi="Arial" w:eastAsia="Microsoft YaHei"/>
+                <w:b/>
+                <w:sz w:val="20"/>
+              </w:rPr>
+              <w:t>代码现状</w:t>
+            </w:r>
+          </w:p>
+        </w:tc>
+        <w:tc>
+          <w:tcPr>
+            <w:tcW w:type="dxa" w:w="2880"/>
+          </w:tcPr>
+          <w:p>
+            <w:r/>
+            <w:r>
+              <w:rPr>
+                <w:rFonts w:ascii="Arial" w:hAnsi="Arial" w:eastAsia="Microsoft YaHei"/>
+                <w:b/>
+                <w:sz w:val="20"/>
+              </w:rPr>
+              <w:t>结论</w:t>
+            </w:r>
+          </w:p>
+        </w:tc>
+      </w:tr>
+      <w:tr>
+        <w:tc>
+          <w:tcPr>
+            <w:tcW w:type="dxa" w:w="2880"/>
+          </w:tcPr>
+          <w:p>
+            <w:r/>
+            <w:r>
+              <w:rPr>
+                <w:rFonts w:ascii="Arial" w:hAnsi="Arial" w:eastAsia="Microsoft YaHei"/>
+                <w:b w:val="0"/>
+                <w:sz w:val="20"/>
+              </w:rPr>
+              <w:t>日/夜背景 #F5F5F7 / #0F0F11</w:t>
+            </w:r>
+          </w:p>
+        </w:tc>
+        <w:tc>
+          <w:tcPr>
+            <w:tcW w:type="dxa" w:w="2880"/>
+          </w:tcPr>
+          <w:p>
+            <w:r/>
+            <w:r>
+              <w:rPr>
+                <w:rFonts w:ascii="Arial" w:hAnsi="Arial" w:eastAsia="Microsoft YaHei"/>
+                <w:b w:val="0"/>
+                <w:sz w:val="20"/>
+              </w:rPr>
+              <w:t>CSS 变量逐字一致</w:t>
+            </w:r>
+          </w:p>
+        </w:tc>
+        <w:tc>
+          <w:tcPr>
+            <w:tcW w:type="dxa" w:w="2880"/>
+          </w:tcPr>
+          <w:p>
+            <w:r/>
+            <w:r>
+              <w:rPr>
+                <w:rFonts w:ascii="Arial" w:hAnsi="Arial" w:eastAsia="Microsoft YaHei"/>
+                <w:b w:val="0"/>
+                <w:sz w:val="20"/>
+              </w:rPr>
+              <w:t>✅</w:t>
+            </w:r>
+          </w:p>
+        </w:tc>
+      </w:tr>
+      <w:tr>
+        <w:tc>
+          <w:tcPr>
+            <w:tcW w:type="dxa" w:w="2880"/>
+          </w:tcPr>
+          <w:p>
+            <w:r/>
+            <w:r>
+              <w:rPr>
+                <w:rFonts w:ascii="Arial" w:hAnsi="Arial" w:eastAsia="Microsoft YaHei"/>
+                <w:b w:val="0"/>
+                <w:sz w:val="20"/>
+              </w:rPr>
+              <w:t>卡片 #FFFFFF / #1C1C1E</w:t>
+            </w:r>
+          </w:p>
+        </w:tc>
+        <w:tc>
+          <w:tcPr>
+            <w:tcW w:type="dxa" w:w="2880"/>
+          </w:tcPr>
+          <w:p>
+            <w:r/>
+            <w:r>
+              <w:rPr>
+                <w:rFonts w:ascii="Arial" w:hAnsi="Arial" w:eastAsia="Microsoft YaHei"/>
+                <w:b w:val="0"/>
+                <w:sz w:val="20"/>
+              </w:rPr>
+              <w:t>一致</w:t>
+            </w:r>
+          </w:p>
+        </w:tc>
+        <w:tc>
+          <w:tcPr>
+            <w:tcW w:type="dxa" w:w="2880"/>
+          </w:tcPr>
+          <w:p>
+            <w:r/>
+            <w:r>
+              <w:rPr>
+                <w:rFonts w:ascii="Arial" w:hAnsi="Arial" w:eastAsia="Microsoft YaHei"/>
+                <w:b w:val="0"/>
+                <w:sz w:val="20"/>
+              </w:rPr>
+              <w:t>✅</w:t>
+            </w:r>
+          </w:p>
+        </w:tc>
+      </w:tr>
+      <w:tr>
+        <w:tc>
+          <w:tcPr>
+            <w:tcW w:type="dxa" w:w="2880"/>
+          </w:tcPr>
+          <w:p>
+            <w:r/>
+            <w:r>
+              <w:rPr>
+                <w:rFonts w:ascii="Arial" w:hAnsi="Arial" w:eastAsia="Microsoft YaHei"/>
+                <w:b w:val="0"/>
+                <w:sz w:val="20"/>
+              </w:rPr>
+              <w:t>文字 #1D1D1F / #F2F2F7</w:t>
+            </w:r>
+          </w:p>
+        </w:tc>
+        <w:tc>
+          <w:tcPr>
+            <w:tcW w:type="dxa" w:w="2880"/>
+          </w:tcPr>
+          <w:p>
+            <w:r/>
+            <w:r>
+              <w:rPr>
+                <w:rFonts w:ascii="Arial" w:hAnsi="Arial" w:eastAsia="Microsoft YaHei"/>
+                <w:b w:val="0"/>
+                <w:sz w:val="20"/>
+              </w:rPr>
+              <w:t>一致</w:t>
+            </w:r>
+          </w:p>
+        </w:tc>
+        <w:tc>
+          <w:tcPr>
+            <w:tcW w:type="dxa" w:w="2880"/>
+          </w:tcPr>
+          <w:p>
+            <w:r/>
+            <w:r>
+              <w:rPr>
+                <w:rFonts w:ascii="Arial" w:hAnsi="Arial" w:eastAsia="Microsoft YaHei"/>
+                <w:b w:val="0"/>
+                <w:sz w:val="20"/>
+              </w:rPr>
+              <w:t>✅</w:t>
+            </w:r>
+          </w:p>
+        </w:tc>
+      </w:tr>
+      <w:tr>
+        <w:tc>
+          <w:tcPr>
+            <w:tcW w:type="dxa" w:w="2880"/>
+          </w:tcPr>
+          <w:p>
+            <w:r/>
+            <w:r>
+              <w:rPr>
+                <w:rFonts w:ascii="Arial" w:hAnsi="Arial" w:eastAsia="Microsoft YaHei"/>
+                <w:b w:val="0"/>
+                <w:sz w:val="20"/>
+              </w:rPr>
+              <w:t>圆角 12–16px</w:t>
+            </w:r>
+          </w:p>
+        </w:tc>
+        <w:tc>
+          <w:tcPr>
+            <w:tcW w:type="dxa" w:w="2880"/>
+          </w:tcPr>
+          <w:p>
+            <w:r/>
+            <w:r>
+              <w:rPr>
+                <w:rFonts w:ascii="Arial" w:hAnsi="Arial" w:eastAsia="Microsoft YaHei"/>
+                <w:b w:val="0"/>
+                <w:sz w:val="20"/>
+              </w:rPr>
+              <w:t>按钮 12 / 卡片与输入 16</w:t>
+            </w:r>
+          </w:p>
+        </w:tc>
+        <w:tc>
+          <w:tcPr>
+            <w:tcW w:type="dxa" w:w="2880"/>
+          </w:tcPr>
+          <w:p>
+            <w:r/>
+            <w:r>
+              <w:rPr>
+                <w:rFonts w:ascii="Arial" w:hAnsi="Arial" w:eastAsia="Microsoft YaHei"/>
+                <w:b w:val="0"/>
+                <w:sz w:val="20"/>
+              </w:rPr>
+              <w:t>✅</w:t>
+            </w:r>
+          </w:p>
+        </w:tc>
+      </w:tr>
+      <w:tr>
+        <w:tc>
+          <w:tcPr>
+            <w:tcW w:type="dxa" w:w="2880"/>
+          </w:tcPr>
+          <w:p>
+            <w:r/>
+            <w:r>
+              <w:rPr>
+                <w:rFonts w:ascii="Arial" w:hAnsi="Arial" w:eastAsia="Microsoft YaHei"/>
+                <w:b w:val="0"/>
+                <w:sz w:val="20"/>
+              </w:rPr>
+              <w:t>毛玻璃 blur + -webkit 前缀</w:t>
+            </w:r>
+          </w:p>
+        </w:tc>
+        <w:tc>
+          <w:tcPr>
+            <w:tcW w:type="dxa" w:w="2880"/>
+          </w:tcPr>
+          <w:p>
+            <w:r/>
+            <w:r>
+              <w:rPr>
+                <w:rFonts w:ascii="Arial" w:hAnsi="Arial" w:eastAsia="Microsoft YaHei"/>
+                <w:b w:val="0"/>
+                <w:sz w:val="20"/>
+              </w:rPr>
+              <w:t>顶栏 14px、抽屉 20px，双前缀齐全</w:t>
+            </w:r>
+          </w:p>
+        </w:tc>
+        <w:tc>
+          <w:tcPr>
+            <w:tcW w:type="dxa" w:w="2880"/>
+          </w:tcPr>
+          <w:p>
+            <w:r/>
+            <w:r>
+              <w:rPr>
+                <w:rFonts w:ascii="Arial" w:hAnsi="Arial" w:eastAsia="Microsoft YaHei"/>
+                <w:b w:val="0"/>
+                <w:sz w:val="20"/>
+              </w:rPr>
+              <w:t>✅</w:t>
+            </w:r>
+          </w:p>
+        </w:tc>
+      </w:tr>
+      <w:tr>
+        <w:tc>
+          <w:tcPr>
+            <w:tcW w:type="dxa" w:w="2880"/>
+          </w:tcPr>
+          <w:p>
+            <w:r/>
+            <w:r>
+              <w:rPr>
+                <w:rFonts w:ascii="Arial" w:hAnsi="Arial" w:eastAsia="Microsoft YaHei"/>
+                <w:b w:val="0"/>
+                <w:sz w:val="20"/>
+              </w:rPr>
+              <w:t>标题 600、字距 0.5px</w:t>
+            </w:r>
+          </w:p>
+        </w:tc>
+        <w:tc>
+          <w:tcPr>
+            <w:tcW w:type="dxa" w:w="2880"/>
+          </w:tcPr>
+          <w:p>
+            <w:r/>
+            <w:r>
+              <w:rPr>
+                <w:rFonts w:ascii="Arial" w:hAnsi="Arial" w:eastAsia="Microsoft YaHei"/>
+                <w:b w:val="0"/>
+                <w:sz w:val="20"/>
+              </w:rPr>
+              <w:t>一致（Logo 2px 属设计加强）</w:t>
+            </w:r>
+          </w:p>
+        </w:tc>
+        <w:tc>
+          <w:tcPr>
+            <w:tcW w:type="dxa" w:w="2880"/>
+          </w:tcPr>
+          <w:p>
+            <w:r/>
+            <w:r>
+              <w:rPr>
+                <w:rFonts w:ascii="Arial" w:hAnsi="Arial" w:eastAsia="Microsoft YaHei"/>
+                <w:b w:val="0"/>
+                <w:sz w:val="20"/>
+              </w:rPr>
+              <w:t>✅</w:t>
+            </w:r>
+          </w:p>
+        </w:tc>
+      </w:tr>
+      <w:tr>
+        <w:tc>
+          <w:tcPr>
+            <w:tcW w:type="dxa" w:w="2880"/>
+          </w:tcPr>
+          <w:p>
+            <w:r/>
+            <w:r>
+              <w:rPr>
+                <w:rFonts w:ascii="Arial" w:hAnsi="Arial" w:eastAsia="Microsoft YaHei"/>
+                <w:b w:val="0"/>
+                <w:sz w:val="20"/>
+              </w:rPr>
+              <w:t>PingFang SC / Helvetica Neue</w:t>
+            </w:r>
+          </w:p>
+        </w:tc>
+        <w:tc>
+          <w:tcPr>
+            <w:tcW w:type="dxa" w:w="2880"/>
+          </w:tcPr>
+          <w:p>
+            <w:r/>
+            <w:r>
+              <w:rPr>
+                <w:rFonts w:ascii="Arial" w:hAnsi="Arial" w:eastAsia="Microsoft YaHei"/>
+                <w:b w:val="0"/>
+                <w:sz w:val="20"/>
+              </w:rPr>
+              <w:t>一致；Windows 增加微软雅黑回退（必要补强）</w:t>
+            </w:r>
+          </w:p>
+        </w:tc>
+        <w:tc>
+          <w:tcPr>
+            <w:tcW w:type="dxa" w:w="2880"/>
+          </w:tcPr>
+          <w:p>
+            <w:r/>
+            <w:r>
+              <w:rPr>
+                <w:rFonts w:ascii="Arial" w:hAnsi="Arial" w:eastAsia="Microsoft YaHei"/>
+                <w:b w:val="0"/>
+                <w:sz w:val="20"/>
+              </w:rPr>
+              <w:t>✅</w:t>
+            </w:r>
+          </w:p>
+        </w:tc>
+      </w:tr>
+      <w:tr>
+        <w:tc>
+          <w:tcPr>
+            <w:tcW w:type="dxa" w:w="2880"/>
+          </w:tcPr>
+          <w:p>
+            <w:r/>
+            <w:r>
+              <w:rPr>
+                <w:rFonts w:ascii="Arial" w:hAnsi="Arial" w:eastAsia="Microsoft YaHei"/>
+                <w:b w:val="0"/>
+                <w:sz w:val="20"/>
+              </w:rPr>
+              <w:t>品牌强调色</w:t>
+            </w:r>
+          </w:p>
+        </w:tc>
+        <w:tc>
+          <w:tcPr>
+            <w:tcW w:type="dxa" w:w="2880"/>
+          </w:tcPr>
+          <w:p>
+            <w:r/>
+            <w:r>
+              <w:rPr>
+                <w:rFonts w:ascii="Arial" w:hAnsi="Arial" w:eastAsia="Microsoft YaHei"/>
+                <w:b w:val="0"/>
+                <w:sz w:val="20"/>
+              </w:rPr>
+              <w:t>提示词未规定，实际采用紫 #5E5CE6/#7D7BFF，仅用于主按钮/链接/选中态，符合"复古未来"基调</w:t>
+            </w:r>
+          </w:p>
+        </w:tc>
+        <w:tc>
+          <w:tcPr>
+            <w:tcW w:type="dxa" w:w="2880"/>
+          </w:tcPr>
+          <w:p>
+            <w:r/>
+            <w:r>
+              <w:rPr>
+                <w:rFonts w:ascii="Arial" w:hAnsi="Arial" w:eastAsia="Microsoft YaHei"/>
+                <w:b w:val="0"/>
+                <w:sz w:val="20"/>
+              </w:rPr>
+              <w:t>✅ 合理增补</w:t>
+            </w:r>
+          </w:p>
+        </w:tc>
+      </w:tr>
+    </w:tbl>
+    <w:p/>
+    <w:p>
+      <w:r>
+        <w:rPr>
+          <w:rFonts w:ascii="Arial" w:hAnsi="Arial" w:eastAsia="Microsoft YaHei"/>
+          <w:b/>
+          <w:sz w:val="22"/>
+        </w:rPr>
+        <w:t>结论：风格严格按照阶段开发方案 V1.0 落地，没有跑偏；唯一技术指令偏离（CSS columns）有明确的真机缺陷依据并已记录。</w:t>
       </w:r>
     </w:p>
     <w:sectPr>

--- a/docs/02-阶段开发方案与提示词.docx
+++ b/docs/02-阶段开发方案与提示词.docx
@@ -28,7 +28,7 @@
           <w:color w:val="666666"/>
           <w:sz w:val="20"/>
         </w:rPr>
-        <w:t>版本：V1.3.5 | 更新日期：2026-10-30</w:t>
+        <w:t>版本：V1.4 | 更新日期：2026-10-30</w:t>
       </w:r>
     </w:p>
     <w:p>
@@ -1181,6 +1181,72 @@
           </w:p>
         </w:tc>
       </w:tr>
+      <w:tr>
+        <w:tc>
+          <w:tcPr>
+            <w:tcW w:type="dxa" w:w="2160"/>
+          </w:tcPr>
+          <w:p>
+            <w:r/>
+            <w:r>
+              <w:rPr>
+                <w:rFonts w:ascii="Arial" w:hAnsi="Arial" w:eastAsia="Microsoft YaHei"/>
+                <w:b w:val="0"/>
+                <w:sz w:val="20"/>
+              </w:rPr>
+              <w:t>v1.4</w:t>
+            </w:r>
+          </w:p>
+        </w:tc>
+        <w:tc>
+          <w:tcPr>
+            <w:tcW w:type="dxa" w:w="2160"/>
+          </w:tcPr>
+          <w:p>
+            <w:r/>
+            <w:r>
+              <w:rPr>
+                <w:rFonts w:ascii="Arial" w:hAnsi="Arial" w:eastAsia="Microsoft YaHei"/>
+                <w:b w:val="0"/>
+                <w:sz w:val="20"/>
+              </w:rPr>
+              <w:t>10-30</w:t>
+            </w:r>
+          </w:p>
+        </w:tc>
+        <w:tc>
+          <w:tcPr>
+            <w:tcW w:type="dxa" w:w="2160"/>
+          </w:tcPr>
+          <w:p>
+            <w:r/>
+            <w:r>
+              <w:rPr>
+                <w:rFonts w:ascii="Arial" w:hAnsi="Arial" w:eastAsia="Microsoft YaHei"/>
+                <w:b w:val="0"/>
+                <w:sz w:val="20"/>
+              </w:rPr>
+              <w:t>正文 URL 自动可点击（render.linkedText 安全渲染）</w:t>
+            </w:r>
+          </w:p>
+        </w:tc>
+        <w:tc>
+          <w:tcPr>
+            <w:tcW w:type="dxa" w:w="2160"/>
+          </w:tcPr>
+          <w:p>
+            <w:r/>
+            <w:r>
+              <w:rPr>
+                <w:rFonts w:ascii="Arial" w:hAnsi="Arial" w:eastAsia="Microsoft YaHei"/>
+                <w:b w:val="0"/>
+                <w:sz w:val="20"/>
+              </w:rPr>
+              <w:t>产品本人录入时的真实需求，纯渲染层小版本</w:t>
+            </w:r>
+          </w:p>
+        </w:tc>
+      </w:tr>
     </w:tbl>
     <w:p/>
     <w:p>
@@ -2237,7 +2303,7 @@
           <w:color w:val="1D1D1F"/>
           <w:sz w:val="26"/>
         </w:rPr>
-        <w:t>提示词 V1.4 · 链接自动可点击（已写好，待开工）</w:t>
+        <w:t>提示词 V1.4 · 链接自动可点击（✅ 已完成 2026-10-30，提示词存档）</w:t>
       </w:r>
     </w:p>
     <w:p>
@@ -2252,7 +2318,7 @@
           <w:color w:val="666666"/>
           <w:sz w:val="20"/>
         </w:rPr>
-        <w:t>定位：纯渲染层小版本，不改数据结构、不改同步协议，约半天内可完成并发布。</w:t>
+        <w:t>定位：纯渲染层小版本，不改数据结构、不改同步协议。实际实现与提示词一致，浏览器六项验收全过。</w:t>
       </w:r>
     </w:p>
     <w:p>
@@ -3319,6 +3385,130 @@
           <w:sz w:val="22"/>
         </w:rPr>
         <w:t>[x] iPad 碎片增多后无白块卡片（v1.3.4 flex 分列，电脑 3 列/平板 2 列/手机 1 列实测）</w:t>
+      </w:r>
+    </w:p>
+    <w:p>
+      <w:pPr>
+        <w:spacing w:before="200" w:after="120"/>
+      </w:pPr>
+      <w:r>
+        <w:rPr>
+          <w:rFonts w:ascii="Arial" w:hAnsi="Arial" w:eastAsia="Microsoft YaHei"/>
+          <w:b/>
+          <w:color w:val="1D1D1F"/>
+          <w:sz w:val="26"/>
+        </w:rPr>
+        <w:t>V1.4 验收标准（全部通过 ✅ 2026-10-30，浏览器实测）</w:t>
+      </w:r>
+    </w:p>
+    <w:p>
+      <w:pPr>
+        <w:pStyle w:val="ListBullet"/>
+      </w:pPr>
+      <w:r>
+        <w:rPr>
+          <w:rFonts w:ascii="Arial" w:hAnsi="Arial" w:eastAsia="Microsoft YaHei"/>
+          <w:b w:val="0"/>
+          <w:sz w:val="22"/>
+        </w:rPr>
+        <w:t>[x] 含 https 链接的碎片在卡片与抽屉中都渲染为 frag-link（紫色下划线），点击新标签打开</w:t>
+      </w:r>
+    </w:p>
+    <w:p>
+      <w:pPr>
+        <w:pStyle w:val="ListBullet"/>
+      </w:pPr>
+      <w:r>
+        <w:rPr>
+          <w:rFonts w:ascii="Arial" w:hAnsi="Arial" w:eastAsia="Microsoft YaHei"/>
+          <w:b w:val="0"/>
+          <w:sz w:val="22"/>
+        </w:rPr>
+        <w:t>[x] target=_blank、rel=noopener noreferrer 齐全</w:t>
+      </w:r>
+    </w:p>
+    <w:p>
+      <w:pPr>
+        <w:pStyle w:val="ListBullet"/>
+      </w:pPr>
+      <w:r>
+        <w:rPr>
+          <w:rFonts w:ascii="Arial" w:hAnsi="Arial" w:eastAsia="Microsoft YaHei"/>
+          <w:b w:val="0"/>
+          <w:sz w:val="22"/>
+        </w:rPr>
+        <w:t xml:space="preserve">[x] </w:t>
+      </w:r>
+      <w:r>
+        <w:rPr>
+          <w:rFonts w:ascii="Consolas" w:hAnsi="Consolas" w:eastAsia="Consolas"/>
+          <w:b w:val="0"/>
+          <w:sz w:val="20"/>
+        </w:rPr>
+        <w:t>javascript:alert(1)</w:t>
+      </w:r>
+      <w:r>
+        <w:rPr>
+          <w:rFonts w:ascii="Arial" w:hAnsi="Arial" w:eastAsia="Microsoft YaHei"/>
+          <w:b w:val="0"/>
+          <w:sz w:val="22"/>
+        </w:rPr>
+        <w:t>、</w:t>
+      </w:r>
+      <w:r>
+        <w:rPr>
+          <w:rFonts w:ascii="Consolas" w:hAnsi="Consolas" w:eastAsia="Consolas"/>
+          <w:b w:val="0"/>
+          <w:sz w:val="20"/>
+        </w:rPr>
+        <w:t>data:</w:t>
+      </w:r>
+      <w:r>
+        <w:rPr>
+          <w:rFonts w:ascii="Arial" w:hAnsi="Arial" w:eastAsia="Microsoft YaHei"/>
+          <w:b w:val="0"/>
+          <w:sz w:val="22"/>
+        </w:rPr>
+        <w:t xml:space="preserve"> 内容纯文本显示，无脚本执行、无弹窗</w:t>
+      </w:r>
+    </w:p>
+    <w:p>
+      <w:pPr>
+        <w:pStyle w:val="ListBullet"/>
+      </w:pPr>
+      <w:r>
+        <w:rPr>
+          <w:rFonts w:ascii="Arial" w:hAnsi="Arial" w:eastAsia="Microsoft YaHei"/>
+          <w:b w:val="0"/>
+          <w:sz w:val="22"/>
+        </w:rPr>
+        <w:t>[x] 一条碎片中普通文字 + 两个链接 + 中文标点，顺序与显示正确</w:t>
+      </w:r>
+    </w:p>
+    <w:p>
+      <w:pPr>
+        <w:pStyle w:val="ListBullet"/>
+      </w:pPr>
+      <w:r>
+        <w:rPr>
+          <w:rFonts w:ascii="Arial" w:hAnsi="Arial" w:eastAsia="Microsoft YaHei"/>
+          <w:b w:val="0"/>
+          <w:sz w:val="22"/>
+        </w:rPr>
+        <w:t>[x] 点击链接不触发卡片抽屉（stopPropagation）；点卡片其他区域仍正常开抽屉</w:t>
+      </w:r>
+    </w:p>
+    <w:p>
+      <w:pPr>
+        <w:pStyle w:val="ListBullet"/>
+      </w:pPr>
+      <w:r>
+        <w:rPr>
+          <w:rFonts w:ascii="Arial" w:hAnsi="Arial" w:eastAsia="Microsoft YaHei"/>
+          <w:b w:val="0"/>
+          <w:sz w:val="22"/>
+        </w:rPr>
+        <w:t>[x] 超长链接自动换行不撑破卡片；日夜模式颜色均清晰；node --check 通过</w:t>
       </w:r>
     </w:p>
     <w:p>

--- a/docs/02-阶段开发方案与提示词.docx
+++ b/docs/02-阶段开发方案与提示词.docx
@@ -28,7 +28,7 @@
           <w:color w:val="666666"/>
           <w:sz w:val="20"/>
         </w:rPr>
-        <w:t>版本：V1.4 | 更新日期：2026-10-30</w:t>
+        <w:t>版本：V1.4.1 | 更新日期：2026-10-30</w:t>
       </w:r>
     </w:p>
     <w:p>
@@ -1247,6 +1247,72 @@
           </w:p>
         </w:tc>
       </w:tr>
+      <w:tr>
+        <w:tc>
+          <w:tcPr>
+            <w:tcW w:type="dxa" w:w="2160"/>
+          </w:tcPr>
+          <w:p>
+            <w:r/>
+            <w:r>
+              <w:rPr>
+                <w:rFonts w:ascii="Arial" w:hAnsi="Arial" w:eastAsia="Microsoft YaHei"/>
+                <w:b w:val="0"/>
+                <w:sz w:val="20"/>
+              </w:rPr>
+              <w:t>v1.4.1</w:t>
+            </w:r>
+          </w:p>
+        </w:tc>
+        <w:tc>
+          <w:tcPr>
+            <w:tcW w:type="dxa" w:w="2160"/>
+          </w:tcPr>
+          <w:p>
+            <w:r/>
+            <w:r>
+              <w:rPr>
+                <w:rFonts w:ascii="Arial" w:hAnsi="Arial" w:eastAsia="Microsoft YaHei"/>
+                <w:b w:val="0"/>
+                <w:sz w:val="20"/>
+              </w:rPr>
+              <w:t>10-30</w:t>
+            </w:r>
+          </w:p>
+        </w:tc>
+        <w:tc>
+          <w:tcPr>
+            <w:tcW w:type="dxa" w:w="2160"/>
+          </w:tcPr>
+          <w:p>
+            <w:r/>
+            <w:r>
+              <w:rPr>
+                <w:rFonts w:ascii="Arial" w:hAnsi="Arial" w:eastAsia="Microsoft YaHei"/>
+                <w:b w:val="0"/>
+                <w:sz w:val="20"/>
+              </w:rPr>
+              <w:t>备份弹窗去骚扰、图片占位防跳动、抽屉打开背景让位、连写标签拆分</w:t>
+            </w:r>
+          </w:p>
+        </w:tc>
+        <w:tc>
+          <w:tcPr>
+            <w:tcW w:type="dxa" w:w="2160"/>
+          </w:tcPr>
+          <w:p>
+            <w:r/>
+            <w:r>
+              <w:rPr>
+                <w:rFonts w:ascii="Arial" w:hAnsi="Arial" w:eastAsia="Microsoft YaHei"/>
+                <w:b w:val="0"/>
+                <w:sz w:val="20"/>
+              </w:rPr>
+              <w:t>产品本人三端/电脑连续反馈四条，当天修复</w:t>
+            </w:r>
+          </w:p>
+        </w:tc>
+      </w:tr>
     </w:tbl>
     <w:p/>
     <w:p>

--- a/docs/02-阶段开发方案与提示词.docx
+++ b/docs/02-阶段开发方案与提示词.docx
@@ -28,7 +28,7 @@
           <w:color w:val="666666"/>
           <w:sz w:val="20"/>
         </w:rPr>
-        <w:t>版本：V1.4.1 | 更新日期：2026-10-30</w:t>
+        <w:t>版本：V1.4.2 | 更新日期：2026-10-30</w:t>
       </w:r>
     </w:p>
     <w:p>
@@ -1313,6 +1313,72 @@
           </w:p>
         </w:tc>
       </w:tr>
+      <w:tr>
+        <w:tc>
+          <w:tcPr>
+            <w:tcW w:type="dxa" w:w="2160"/>
+          </w:tcPr>
+          <w:p>
+            <w:r/>
+            <w:r>
+              <w:rPr>
+                <w:rFonts w:ascii="Arial" w:hAnsi="Arial" w:eastAsia="Microsoft YaHei"/>
+                <w:b w:val="0"/>
+                <w:sz w:val="20"/>
+              </w:rPr>
+              <w:t>v1.4.2</w:t>
+            </w:r>
+          </w:p>
+        </w:tc>
+        <w:tc>
+          <w:tcPr>
+            <w:tcW w:type="dxa" w:w="2160"/>
+          </w:tcPr>
+          <w:p>
+            <w:r/>
+            <w:r>
+              <w:rPr>
+                <w:rFonts w:ascii="Arial" w:hAnsi="Arial" w:eastAsia="Microsoft YaHei"/>
+                <w:b w:val="0"/>
+                <w:sz w:val="20"/>
+              </w:rPr>
+              <w:t>10-30</w:t>
+            </w:r>
+          </w:p>
+        </w:tc>
+        <w:tc>
+          <w:tcPr>
+            <w:tcW w:type="dxa" w:w="2160"/>
+          </w:tcPr>
+          <w:p>
+            <w:r/>
+            <w:r>
+              <w:rPr>
+                <w:rFonts w:ascii="Arial" w:hAnsi="Arial" w:eastAsia="Microsoft YaHei"/>
+                <w:b w:val="0"/>
+                <w:sz w:val="20"/>
+              </w:rPr>
+              <w:t>同步提速：ETag 304 条件拉取 + 状态指纹跳过空转上传（密文近 1MB）</w:t>
+            </w:r>
+          </w:p>
+        </w:tc>
+        <w:tc>
+          <w:tcPr>
+            <w:tcW w:type="dxa" w:w="2160"/>
+          </w:tcPr>
+          <w:p>
+            <w:r/>
+            <w:r>
+              <w:rPr>
+                <w:rFonts w:ascii="Arial" w:hAnsi="Arial" w:eastAsia="Microsoft YaHei"/>
+                <w:b w:val="0"/>
+                <w:sz w:val="20"/>
+              </w:rPr>
+              <w:t>同步文件增大后真机体感变慢</w:t>
+            </w:r>
+          </w:p>
+        </w:tc>
+      </w:tr>
     </w:tbl>
     <w:p/>
     <w:p>
